--- a/flow/20230927_hours/drafts/2024-05-g/24.05.docx
+++ b/flow/20230927_hours/drafts/2024-05-g/24.05.docx
@@ -1518,21 +1518,7 @@
           <w:rFonts w:ascii="Times New Roman" w:hAnsi="Times New Roman"/>
           <w:sz w:val="24"/>
         </w:rPr>
-        <w:t xml:space="preserve"> Пустинним жителем і в тілі ангелом,* і чудотворцем показав ти себе, </w:t>
-      </w:r>
-      <w:r>
-        <w:rPr>
-          <w:rFonts w:ascii="Times New Roman" w:hAnsi="Times New Roman"/>
-          <w:sz w:val="24"/>
-        </w:rPr>
-        <w:t>богоносний</w:t>
-      </w:r>
-      <w:r>
-        <w:rPr>
-          <w:rFonts w:ascii="Times New Roman" w:hAnsi="Times New Roman"/>
-          <w:sz w:val="24"/>
-        </w:rPr>
-        <w:t xml:space="preserve"> отче наш </w:t>
+        <w:t xml:space="preserve"> Пустинним жителем і в тілі ангелом,* і чудотворцем показав ти себе, богоносний отче наш </w:t>
       </w:r>
       <w:r>
         <w:rPr>
@@ -1546,28 +1532,7 @@
           <w:rFonts w:ascii="Times New Roman" w:hAnsi="Times New Roman"/>
           <w:sz w:val="24"/>
         </w:rPr>
-        <w:t xml:space="preserve">.* Постом, </w:t>
-      </w:r>
-      <w:r>
-        <w:rPr>
-          <w:rFonts w:ascii="Times New Roman" w:hAnsi="Times New Roman"/>
-          <w:sz w:val="24"/>
-        </w:rPr>
-        <w:t>чуванням</w:t>
-      </w:r>
-      <w:r>
-        <w:rPr>
-          <w:rFonts w:ascii="Times New Roman" w:hAnsi="Times New Roman"/>
-          <w:sz w:val="24"/>
-        </w:rPr>
-        <w:t xml:space="preserve">, молитвою </w:t>
-      </w:r>
-      <w:r>
-        <w:rPr>
-          <w:rFonts w:ascii="Times New Roman" w:hAnsi="Times New Roman"/>
-          <w:sz w:val="24"/>
-        </w:rPr>
-        <w:t>небесні дарування прийнявши,* зціляєш недужих і душі, що з вірою прибігають до тебе.* Слава тому, що дав тобі кріпость,* слава тому, що вінчав тебе,* слава тому, що діє тобою всім зцілення.</w:t>
+        <w:t>.* Постом, чуванням, молитвою небесні дарування прийнявши,* зціляєш недужих і душі, що з вірою прибігають до тебе.* Слава тому, що дав тобі кріпость,* слава тому, що вінчав тебе,* слава тому, що діє тобою всім зцілення.</w:t>
       </w:r>
     </w:p>
     <w:p>
@@ -2025,14 +1990,7 @@
           <w:rFonts w:ascii="Times New Roman" w:hAnsi="Times New Roman"/>
           <w:sz w:val="24"/>
         </w:rPr>
-        <w:t xml:space="preserve">Вишнього бажаючи, нижнє відклав ти і як небо стовп </w:t>
-      </w:r>
-      <w:r>
-        <w:rPr>
-          <w:rFonts w:ascii="Times New Roman" w:hAnsi="Times New Roman"/>
-          <w:sz w:val="24"/>
-        </w:rPr>
-        <w:t>збудував ти, ним зблиснув єси зорею чудес, преподобний і Христу всіх Богу молишся за всіх нас.</w:t>
+        <w:t>Вишнього бажаючи, нижнє відклав ти і як небо стовп збудував ти, ним зблиснув єси зорею чудес, преподобний і Христу всіх Богу молишся за всіх нас.</w:t>
       </w:r>
     </w:p>
     <w:p>
@@ -7188,21 +7146,7 @@
           <w:rFonts w:ascii="Times New Roman" w:hAnsi="Times New Roman"/>
           <w:sz w:val="24"/>
         </w:rPr>
-        <w:t xml:space="preserve"> Пустинним жителем і в тілі ангелом,* і чудотворцем показав ти себе, </w:t>
-      </w:r>
-      <w:r>
-        <w:rPr>
-          <w:rFonts w:ascii="Times New Roman" w:hAnsi="Times New Roman"/>
-          <w:sz w:val="24"/>
-        </w:rPr>
-        <w:t>богоносний</w:t>
-      </w:r>
-      <w:r>
-        <w:rPr>
-          <w:rFonts w:ascii="Times New Roman" w:hAnsi="Times New Roman"/>
-          <w:sz w:val="24"/>
-        </w:rPr>
-        <w:t xml:space="preserve"> отче наш </w:t>
+        <w:t xml:space="preserve"> Пустинним жителем і в тілі ангелом,* і чудотворцем показав ти себе, богоносний отче наш </w:t>
       </w:r>
       <w:r>
         <w:rPr>
@@ -7216,28 +7160,7 @@
           <w:rFonts w:ascii="Times New Roman" w:hAnsi="Times New Roman"/>
           <w:sz w:val="24"/>
         </w:rPr>
-        <w:t xml:space="preserve">.* Постом, </w:t>
-      </w:r>
-      <w:r>
-        <w:rPr>
-          <w:rFonts w:ascii="Times New Roman" w:hAnsi="Times New Roman"/>
-          <w:sz w:val="24"/>
-        </w:rPr>
-        <w:t>чуванням</w:t>
-      </w:r>
-      <w:r>
-        <w:rPr>
-          <w:rFonts w:ascii="Times New Roman" w:hAnsi="Times New Roman"/>
-          <w:sz w:val="24"/>
-        </w:rPr>
-        <w:t xml:space="preserve">, молитвою </w:t>
-      </w:r>
-      <w:r>
-        <w:rPr>
-          <w:rFonts w:ascii="Times New Roman" w:hAnsi="Times New Roman"/>
-          <w:sz w:val="24"/>
-        </w:rPr>
-        <w:t>небесні дарування прийнявши,* зціляєш недужих і душі, що з вірою прибігають до тебе.* Слава тому, що дав тобі кріпость,* слава тому, що вінчав тебе,* слава тому, що діє тобою всім зцілення.</w:t>
+        <w:t>.* Постом, чуванням, молитвою небесні дарування прийнявши,* зціляєш недужих і душі, що з вірою прибігають до тебе.* Слава тому, що дав тобі кріпость,* слава тому, що вінчав тебе,* слава тому, що діє тобою всім зцілення.</w:t>
       </w:r>
     </w:p>
     <w:p>
@@ -7739,14 +7662,7 @@
           <w:rFonts w:ascii="Times New Roman" w:hAnsi="Times New Roman"/>
           <w:sz w:val="24"/>
         </w:rPr>
-        <w:t xml:space="preserve">Вишнього бажаючи, нижнє відклав ти і як небо стовп </w:t>
-      </w:r>
-      <w:r>
-        <w:rPr>
-          <w:rFonts w:ascii="Times New Roman" w:hAnsi="Times New Roman"/>
-          <w:sz w:val="24"/>
-        </w:rPr>
-        <w:t>збудував ти, ним зблиснув єси зорею чудес, преподобний і Христу всіх Богу молишся за всіх нас.</w:t>
+        <w:t>Вишнього бажаючи, нижнє відклав ти і як небо стовп збудував ти, ним зблиснув єси зорею чудес, преподобний і Христу всіх Богу молишся за всіх нас.</w:t>
       </w:r>
     </w:p>
     <w:p>

--- a/flow/20230927_hours/drafts/2024-05-g/24.05.docx
+++ b/flow/20230927_hours/drafts/2024-05-g/24.05.docx
@@ -1508,31 +1508,34 @@
         <w:rPr>
           <w:rFonts w:ascii="Times New Roman" w:hAnsi="Times New Roman"/>
           <w:i/>
-          <w:color w:val="FF0000"/>
-          <w:sz w:val="24"/>
-        </w:rPr>
-        <w:t>Тропар (г. 1):</w:t>
-      </w:r>
-      <w:r>
-        <w:rPr>
-          <w:rFonts w:ascii="Times New Roman" w:hAnsi="Times New Roman"/>
-          <w:sz w:val="24"/>
-        </w:rPr>
-        <w:t xml:space="preserve"> Пустинним жителем і в тілі ангелом,* і чудотворцем показав ти себе, богоносний отче наш </w:t>
-      </w:r>
-      <w:r>
-        <w:rPr>
-          <w:rFonts w:ascii="Times New Roman" w:hAnsi="Times New Roman"/>
-          <w:sz w:val="24"/>
-        </w:rPr>
-        <w:t>Симеоне</w:t>
-      </w:r>
-      <w:r>
-        <w:rPr>
-          <w:rFonts w:ascii="Times New Roman" w:hAnsi="Times New Roman"/>
-          <w:sz w:val="24"/>
-        </w:rPr>
-        <w:t>.* Постом, чуванням, молитвою небесні дарування прийнявши,* зціляєш недужих і душі, що з вірою прибігають до тебе.* Слава тому, що дав тобі кріпость,* слава тому, що вінчав тебе,* слава тому, що діє тобою всім зцілення.</w:t>
+          <w:color w:val="FF4400"/>
+          <w:sz w:val="24"/>
+        </w:rPr>
+        <w:t>Тропар (г. 8):</w:t>
+      </w:r>
+      <w:r>
+        <w:rPr>
+          <w:rFonts w:ascii="Times New Roman" w:hAnsi="Times New Roman"/>
+          <w:color w:val="333333"/>
+          <w:sz w:val="24"/>
+        </w:rPr>
+        <w:t xml:space="preserve"> Благословен єси, Христе Боже наш,* що премудрими рибаків явив,* </w:t>
+      </w:r>
+      <w:r>
+        <w:rPr>
+          <w:rFonts w:ascii="Times New Roman" w:hAnsi="Times New Roman"/>
+          <w:color w:val="333333"/>
+          <w:sz w:val="24"/>
+        </w:rPr>
+        <w:t>зіславши</w:t>
+      </w:r>
+      <w:r>
+        <w:rPr>
+          <w:rFonts w:ascii="Times New Roman" w:hAnsi="Times New Roman"/>
+          <w:color w:val="333333"/>
+          <w:sz w:val="24"/>
+        </w:rPr>
+        <w:t xml:space="preserve"> їм Духа Святого,* і ними уловив вселенну.* Чоловіколюбче, слава Тобі.</w:t>
       </w:r>
     </w:p>
     <w:p>
@@ -1980,17 +1983,18 @@
         <w:rPr>
           <w:rFonts w:ascii="Times New Roman" w:hAnsi="Times New Roman"/>
           <w:i/>
-          <w:color w:val="FF0000"/>
-          <w:sz w:val="24"/>
-        </w:rPr>
-        <w:t xml:space="preserve">Кондак (г. 2): </w:t>
-      </w:r>
-      <w:r>
-        <w:rPr>
-          <w:rFonts w:ascii="Times New Roman" w:hAnsi="Times New Roman"/>
-          <w:sz w:val="24"/>
-        </w:rPr>
-        <w:t>Вишнього бажаючи, нижнє відклав ти і як небо стовп збудував ти, ним зблиснув єси зорею чудес, преподобний і Христу всіх Богу молишся за всіх нас.</w:t>
+          <w:color w:val="FF4400"/>
+          <w:sz w:val="24"/>
+        </w:rPr>
+        <w:t>Кондак (г. 8):</w:t>
+      </w:r>
+      <w:r>
+        <w:rPr>
+          <w:rFonts w:ascii="Times New Roman" w:hAnsi="Times New Roman"/>
+          <w:color w:val="333333"/>
+          <w:sz w:val="24"/>
+        </w:rPr>
+        <w:t xml:space="preserve"> Коли Ти, зійшовши, язики змішав,* розділив Ти народи, Всевишній.* Коли ж вогненні язики Ти роздавав,* у з’єднання всіх Ти призвав.* I одноголосно славимо Пресвятого Духа.</w:t>
       </w:r>
     </w:p>
     <w:p>
@@ -7136,31 +7140,34 @@
         <w:rPr>
           <w:rFonts w:ascii="Times New Roman" w:hAnsi="Times New Roman"/>
           <w:i/>
-          <w:color w:val="FF0000"/>
-          <w:sz w:val="24"/>
-        </w:rPr>
-        <w:t>Тропар (г. 1):</w:t>
-      </w:r>
-      <w:r>
-        <w:rPr>
-          <w:rFonts w:ascii="Times New Roman" w:hAnsi="Times New Roman"/>
-          <w:sz w:val="24"/>
-        </w:rPr>
-        <w:t xml:space="preserve"> Пустинним жителем і в тілі ангелом,* і чудотворцем показав ти себе, богоносний отче наш </w:t>
-      </w:r>
-      <w:r>
-        <w:rPr>
-          <w:rFonts w:ascii="Times New Roman" w:hAnsi="Times New Roman"/>
-          <w:sz w:val="24"/>
-        </w:rPr>
-        <w:t>Симеоне</w:t>
-      </w:r>
-      <w:r>
-        <w:rPr>
-          <w:rFonts w:ascii="Times New Roman" w:hAnsi="Times New Roman"/>
-          <w:sz w:val="24"/>
-        </w:rPr>
-        <w:t>.* Постом, чуванням, молитвою небесні дарування прийнявши,* зціляєш недужих і душі, що з вірою прибігають до тебе.* Слава тому, що дав тобі кріпость,* слава тому, що вінчав тебе,* слава тому, що діє тобою всім зцілення.</w:t>
+          <w:color w:val="FF4400"/>
+          <w:sz w:val="24"/>
+        </w:rPr>
+        <w:t>Тропар (г. 8):</w:t>
+      </w:r>
+      <w:r>
+        <w:rPr>
+          <w:rFonts w:ascii="Times New Roman" w:hAnsi="Times New Roman"/>
+          <w:color w:val="333333"/>
+          <w:sz w:val="24"/>
+        </w:rPr>
+        <w:t xml:space="preserve"> Благословен єси, Христе Боже наш,* що премудрими рибаків явив,* </w:t>
+      </w:r>
+      <w:r>
+        <w:rPr>
+          <w:rFonts w:ascii="Times New Roman" w:hAnsi="Times New Roman"/>
+          <w:color w:val="333333"/>
+          <w:sz w:val="24"/>
+        </w:rPr>
+        <w:t>зіславши</w:t>
+      </w:r>
+      <w:r>
+        <w:rPr>
+          <w:rFonts w:ascii="Times New Roman" w:hAnsi="Times New Roman"/>
+          <w:color w:val="333333"/>
+          <w:sz w:val="24"/>
+        </w:rPr>
+        <w:t xml:space="preserve"> їм Духа Святого,* і ними уловив вселенну.* Чоловіколюбче, слава Тобі.</w:t>
       </w:r>
     </w:p>
     <w:p>
@@ -7652,17 +7659,18 @@
         <w:rPr>
           <w:rFonts w:ascii="Times New Roman" w:hAnsi="Times New Roman"/>
           <w:i/>
-          <w:color w:val="FF0000"/>
-          <w:sz w:val="24"/>
-        </w:rPr>
-        <w:t xml:space="preserve">Кондак (г. 2): </w:t>
-      </w:r>
-      <w:r>
-        <w:rPr>
-          <w:rFonts w:ascii="Times New Roman" w:hAnsi="Times New Roman"/>
-          <w:sz w:val="24"/>
-        </w:rPr>
-        <w:t>Вишнього бажаючи, нижнє відклав ти і як небо стовп збудував ти, ним зблиснув єси зорею чудес, преподобний і Христу всіх Богу молишся за всіх нас.</w:t>
+          <w:color w:val="FF4400"/>
+          <w:sz w:val="24"/>
+        </w:rPr>
+        <w:t>Кондак (г. 8):</w:t>
+      </w:r>
+      <w:r>
+        <w:rPr>
+          <w:rFonts w:ascii="Times New Roman" w:hAnsi="Times New Roman"/>
+          <w:color w:val="333333"/>
+          <w:sz w:val="24"/>
+        </w:rPr>
+        <w:t xml:space="preserve"> Коли Ти, зійшовши, язики змішав,* розділив Ти народи, Всевишній.* Коли ж вогненні язики Ти роздавав,* у з’єднання всіх Ти призвав.* I одноголосно славимо Пресвятого Духа.</w:t>
       </w:r>
     </w:p>
     <w:p>
